--- a/06_Modelisation_Systeme_Comportement/03_ChevilleNAO_06_Modelisation_Comportement_BO_Bode.docx
+++ b/06_Modelisation_Systeme_Comportement/03_ChevilleNAO_06_Modelisation_Comportement_BO_Bode.docx
@@ -273,7 +273,7 @@
       <w:tr>
         <w:trPr>
           <w:cantSplit/>
-          <w:trHeight w:val="1651"/>
+          <w:trHeight w:val="1134"/>
         </w:trPr>
         <w:tc>
           <w:tcPr>
@@ -623,7 +623,13 @@
               <w:spacing w:line="240" w:lineRule="auto"/>
             </w:pPr>
             <w:r>
-              <w:t>Pour réaliser un diagramme de Bode, il est nécessaire de piloter le système avec un sinus. Pour une amplitude de 10° et en faisant varier la période de 2 à 0,05 s, mesurer :</w:t>
+              <w:t>Pour réaliser un diagramme de Bode, il est nécessaire de piloter le système avec un sinus. Pour une amplitude de 10° et en faisant varier la période de 2 à 0,05</w:t>
+            </w:r>
+            <w:r>
+              <w:t> </w:t>
+            </w:r>
+            <w:r>
+              <w:t>s, mesurer :</w:t>
             </w:r>
           </w:p>
           <w:p>
@@ -1020,7 +1026,6 @@
                 <w:numId w:val="10"/>
               </w:numPr>
               <w:spacing w:line="240" w:lineRule="auto"/>
-              <w:jc w:val="left"/>
             </w:pPr>
             <w:r>
               <w:t>Comparer les performances du système en boucle fermée pour un échelon du 10° en utilisant le modèle et le système. Conclure.</w:t>
